--- a/Project19-UberAnalysis/Uber_Analysis.docx
+++ b/Project19-UberAnalysis/Uber_Analysis.docx
@@ -13,7 +13,13 @@
         <w:rPr>
           <w:rFonts w:ascii="Times New Roman" w:hAnsi="Times New Roman" w:cs="Times New Roman"/>
         </w:rPr>
-        <w:t>  Write</w:t>
+        <w:t>1</w:t>
+      </w:r>
+      <w:r>
+        <w:rPr>
+          <w:rFonts w:ascii="Times New Roman" w:hAnsi="Times New Roman" w:cs="Times New Roman"/>
+        </w:rPr>
+        <w:t xml:space="preserve">  Write</w:t>
       </w:r>
       <w:proofErr w:type="gramEnd"/>
       <w:r>
@@ -46,6 +52,7 @@
       <w:r>
         <w:rPr>
           <w:rFonts w:ascii="Times New Roman" w:hAnsi="Times New Roman" w:cs="Times New Roman"/>
+          <w:noProof/>
         </w:rPr>
         <w:drawing>
           <wp:inline distT="0" distB="0" distL="0" distR="0" wp14:anchorId="412712CD" wp14:editId="13090A2F">
@@ -109,7 +116,13 @@
         <w:rPr>
           <w:rFonts w:ascii="Times New Roman" w:hAnsi="Times New Roman" w:cs="Times New Roman"/>
         </w:rPr>
-        <w:t>  Retrieve</w:t>
+        <w:t>2</w:t>
+      </w:r>
+      <w:r>
+        <w:rPr>
+          <w:rFonts w:ascii="Times New Roman" w:hAnsi="Times New Roman" w:cs="Times New Roman"/>
+        </w:rPr>
+        <w:t xml:space="preserve">  Retrieve</w:t>
       </w:r>
       <w:proofErr w:type="gramEnd"/>
       <w:r>
@@ -163,6 +176,7 @@
       <w:r>
         <w:rPr>
           <w:rFonts w:ascii="Times New Roman" w:hAnsi="Times New Roman" w:cs="Times New Roman"/>
+          <w:noProof/>
         </w:rPr>
         <w:drawing>
           <wp:inline distT="0" distB="0" distL="0" distR="0" wp14:anchorId="6A02FDA8" wp14:editId="0FCA0826">
@@ -219,7 +233,13 @@
         <w:rPr>
           <w:rFonts w:ascii="Times New Roman" w:hAnsi="Times New Roman" w:cs="Times New Roman"/>
         </w:rPr>
-        <w:t>  List</w:t>
+        <w:t>3</w:t>
+      </w:r>
+      <w:r>
+        <w:rPr>
+          <w:rFonts w:ascii="Times New Roman" w:hAnsi="Times New Roman" w:cs="Times New Roman"/>
+        </w:rPr>
+        <w:t xml:space="preserve">  List</w:t>
       </w:r>
       <w:proofErr w:type="gramEnd"/>
       <w:r>
@@ -252,6 +272,7 @@
       <w:r>
         <w:rPr>
           <w:rFonts w:ascii="Times New Roman" w:hAnsi="Times New Roman" w:cs="Times New Roman"/>
+          <w:noProof/>
         </w:rPr>
         <w:lastRenderedPageBreak/>
         <w:drawing>
@@ -309,7 +330,13 @@
         <w:rPr>
           <w:rFonts w:ascii="Times New Roman" w:hAnsi="Times New Roman" w:cs="Times New Roman"/>
         </w:rPr>
-        <w:t>  Find</w:t>
+        <w:t>4</w:t>
+      </w:r>
+      <w:r>
+        <w:rPr>
+          <w:rFonts w:ascii="Times New Roman" w:hAnsi="Times New Roman" w:cs="Times New Roman"/>
+        </w:rPr>
+        <w:t xml:space="preserve">  Find</w:t>
       </w:r>
       <w:proofErr w:type="gramEnd"/>
       <w:r>
@@ -349,6 +376,7 @@
       <w:r>
         <w:rPr>
           <w:rFonts w:ascii="Times New Roman" w:hAnsi="Times New Roman" w:cs="Times New Roman"/>
+          <w:noProof/>
         </w:rPr>
         <w:drawing>
           <wp:inline distT="0" distB="0" distL="0" distR="0" wp14:anchorId="7CA4345C" wp14:editId="7CC6E766">
@@ -405,7 +433,13 @@
         <w:rPr>
           <w:rFonts w:ascii="Times New Roman" w:hAnsi="Times New Roman" w:cs="Times New Roman"/>
         </w:rPr>
-        <w:t>  Calculate</w:t>
+        <w:t>5</w:t>
+      </w:r>
+      <w:r>
+        <w:rPr>
+          <w:rFonts w:ascii="Times New Roman" w:hAnsi="Times New Roman" w:cs="Times New Roman"/>
+        </w:rPr>
+        <w:t xml:space="preserve">  Calculate</w:t>
       </w:r>
       <w:proofErr w:type="gramEnd"/>
       <w:r>
@@ -445,6 +479,7 @@
       <w:r>
         <w:rPr>
           <w:rFonts w:ascii="Times New Roman" w:hAnsi="Times New Roman" w:cs="Times New Roman"/>
+          <w:noProof/>
         </w:rPr>
         <w:lastRenderedPageBreak/>
         <w:drawing>
@@ -502,7 +537,13 @@
         <w:rPr>
           <w:rFonts w:ascii="Times New Roman" w:hAnsi="Times New Roman" w:cs="Times New Roman"/>
         </w:rPr>
-        <w:t>  Retrieve</w:t>
+        <w:t>6</w:t>
+      </w:r>
+      <w:r>
+        <w:rPr>
+          <w:rFonts w:ascii="Times New Roman" w:hAnsi="Times New Roman" w:cs="Times New Roman"/>
+        </w:rPr>
+        <w:t xml:space="preserve">  Retrieve</w:t>
       </w:r>
       <w:proofErr w:type="gramEnd"/>
       <w:r>
@@ -528,6 +569,7 @@
       <w:r>
         <w:rPr>
           <w:rFonts w:ascii="Times New Roman" w:hAnsi="Times New Roman" w:cs="Times New Roman"/>
+          <w:noProof/>
         </w:rPr>
         <w:drawing>
           <wp:inline distT="0" distB="0" distL="0" distR="0" wp14:anchorId="0BD4FD2D" wp14:editId="606A7DEF">
@@ -577,7 +619,13 @@
         <w:rPr>
           <w:rFonts w:ascii="Times New Roman" w:hAnsi="Times New Roman" w:cs="Times New Roman"/>
         </w:rPr>
-        <w:t>  Find</w:t>
+        <w:t>7</w:t>
+      </w:r>
+      <w:r>
+        <w:rPr>
+          <w:rFonts w:ascii="Times New Roman" w:hAnsi="Times New Roman" w:cs="Times New Roman"/>
+        </w:rPr>
+        <w:t xml:space="preserve">  Find</w:t>
       </w:r>
       <w:proofErr w:type="gramEnd"/>
       <w:r>
@@ -617,6 +665,7 @@
       <w:r>
         <w:rPr>
           <w:rFonts w:ascii="Times New Roman" w:hAnsi="Times New Roman" w:cs="Times New Roman"/>
+          <w:noProof/>
         </w:rPr>
         <w:lastRenderedPageBreak/>
         <w:drawing>
@@ -674,7 +723,13 @@
         <w:rPr>
           <w:rFonts w:ascii="Times New Roman" w:hAnsi="Times New Roman" w:cs="Times New Roman"/>
         </w:rPr>
-        <w:t>  Select</w:t>
+        <w:t>8</w:t>
+      </w:r>
+      <w:r>
+        <w:rPr>
+          <w:rFonts w:ascii="Times New Roman" w:hAnsi="Times New Roman" w:cs="Times New Roman"/>
+        </w:rPr>
+        <w:t xml:space="preserve">  Select</w:t>
       </w:r>
       <w:proofErr w:type="gramEnd"/>
       <w:r>
@@ -714,6 +769,7 @@
       <w:r>
         <w:rPr>
           <w:rFonts w:ascii="Times New Roman" w:hAnsi="Times New Roman" w:cs="Times New Roman"/>
+          <w:noProof/>
         </w:rPr>
         <w:drawing>
           <wp:inline distT="0" distB="0" distL="0" distR="0" wp14:anchorId="18BA40EF" wp14:editId="3C59C8CC">
@@ -770,7 +826,13 @@
         <w:rPr>
           <w:rFonts w:ascii="Times New Roman" w:hAnsi="Times New Roman" w:cs="Times New Roman"/>
         </w:rPr>
-        <w:t>  Count</w:t>
+        <w:t>9</w:t>
+      </w:r>
+      <w:r>
+        <w:rPr>
+          <w:rFonts w:ascii="Times New Roman" w:hAnsi="Times New Roman" w:cs="Times New Roman"/>
+        </w:rPr>
+        <w:t xml:space="preserve">  Count</w:t>
       </w:r>
       <w:proofErr w:type="gramEnd"/>
       <w:r>
@@ -810,6 +872,7 @@
       <w:r>
         <w:rPr>
           <w:rFonts w:ascii="Times New Roman" w:hAnsi="Times New Roman" w:cs="Times New Roman"/>
+          <w:noProof/>
         </w:rPr>
         <w:lastRenderedPageBreak/>
         <w:drawing>
@@ -860,7 +923,13 @@
         <w:rPr>
           <w:rFonts w:ascii="Times New Roman" w:hAnsi="Times New Roman" w:cs="Times New Roman"/>
         </w:rPr>
-        <w:t>  Identify</w:t>
+        <w:t>10</w:t>
+      </w:r>
+      <w:r>
+        <w:rPr>
+          <w:rFonts w:ascii="Times New Roman" w:hAnsi="Times New Roman" w:cs="Times New Roman"/>
+        </w:rPr>
+        <w:t xml:space="preserve">  Identify</w:t>
       </w:r>
       <w:proofErr w:type="gramEnd"/>
       <w:r>
@@ -893,6 +962,7 @@
       <w:r>
         <w:rPr>
           <w:rFonts w:ascii="Times New Roman" w:hAnsi="Times New Roman" w:cs="Times New Roman"/>
+          <w:noProof/>
         </w:rPr>
         <w:drawing>
           <wp:inline distT="0" distB="0" distL="0" distR="0" wp14:anchorId="042BA638" wp14:editId="19945663">
@@ -963,7 +1033,13 @@
         <w:rPr>
           <w:rFonts w:ascii="Times New Roman" w:hAnsi="Times New Roman" w:cs="Times New Roman"/>
         </w:rPr>
-        <w:t>  Use</w:t>
+        <w:t>11</w:t>
+      </w:r>
+      <w:r>
+        <w:rPr>
+          <w:rFonts w:ascii="Times New Roman" w:hAnsi="Times New Roman" w:cs="Times New Roman"/>
+        </w:rPr>
+        <w:t xml:space="preserve">  Use</w:t>
       </w:r>
       <w:proofErr w:type="gramEnd"/>
       <w:r>
@@ -1007,12 +1083,80 @@
           <w:rFonts w:ascii="Times New Roman" w:hAnsi="Times New Roman" w:cs="Times New Roman"/>
         </w:rPr>
       </w:pPr>
+    </w:p>
+    <w:p>
+      <w:pPr>
+        <w:rPr>
+          <w:rFonts w:ascii="Times New Roman" w:hAnsi="Times New Roman" w:cs="Times New Roman"/>
+        </w:rPr>
+      </w:pPr>
+      <w:r>
+        <w:rPr>
+          <w:rFonts w:ascii="Times New Roman" w:hAnsi="Times New Roman" w:cs="Times New Roman"/>
+        </w:rPr>
+        <w:lastRenderedPageBreak/>
+        <w:drawing>
+          <wp:inline distT="0" distB="0" distL="0" distR="0" wp14:anchorId="49AD9106" wp14:editId="22A16946">
+            <wp:extent cx="2219635" cy="2476846"/>
+            <wp:effectExtent l="0" t="0" r="9525" b="0"/>
+            <wp:docPr id="316846352" name="Picture 1"/>
+            <wp:cNvGraphicFramePr>
+              <a:graphicFrameLocks xmlns:a="http://schemas.openxmlformats.org/drawingml/2006/main" noChangeAspect="1"/>
+            </wp:cNvGraphicFramePr>
+            <a:graphic xmlns:a="http://schemas.openxmlformats.org/drawingml/2006/main">
+              <a:graphicData uri="http://schemas.openxmlformats.org/drawingml/2006/picture">
+                <pic:pic xmlns:pic="http://schemas.openxmlformats.org/drawingml/2006/picture">
+                  <pic:nvPicPr>
+                    <pic:cNvPr id="316846352" name=""/>
+                    <pic:cNvPicPr/>
+                  </pic:nvPicPr>
+                  <pic:blipFill>
+                    <a:blip r:embed="rId14"/>
+                    <a:stretch>
+                      <a:fillRect/>
+                    </a:stretch>
+                  </pic:blipFill>
+                  <pic:spPr>
+                    <a:xfrm>
+                      <a:off x="0" y="0"/>
+                      <a:ext cx="2219635" cy="2476846"/>
+                    </a:xfrm>
+                    <a:prstGeom prst="rect">
+                      <a:avLst/>
+                    </a:prstGeom>
+                  </pic:spPr>
+                </pic:pic>
+              </a:graphicData>
+            </a:graphic>
+          </wp:inline>
+        </w:drawing>
+      </w:r>
+    </w:p>
+    <w:p>
+      <w:pPr>
+        <w:rPr>
+          <w:rFonts w:ascii="Times New Roman" w:hAnsi="Times New Roman" w:cs="Times New Roman"/>
+        </w:rPr>
+      </w:pPr>
+    </w:p>
+    <w:p>
+      <w:pPr>
+        <w:rPr>
+          <w:rFonts w:ascii="Times New Roman" w:hAnsi="Times New Roman" w:cs="Times New Roman"/>
+        </w:rPr>
+      </w:pPr>
       <w:proofErr w:type="gramStart"/>
       <w:r>
         <w:rPr>
           <w:rFonts w:ascii="Times New Roman" w:hAnsi="Times New Roman" w:cs="Times New Roman"/>
         </w:rPr>
-        <w:t>  Calculate</w:t>
+        <w:t>12</w:t>
+      </w:r>
+      <w:r>
+        <w:rPr>
+          <w:rFonts w:ascii="Times New Roman" w:hAnsi="Times New Roman" w:cs="Times New Roman"/>
+        </w:rPr>
+        <w:t xml:space="preserve">  Calculate</w:t>
       </w:r>
       <w:proofErr w:type="gramEnd"/>
       <w:r>
@@ -1028,12 +1172,79 @@
           <w:rFonts w:ascii="Times New Roman" w:hAnsi="Times New Roman" w:cs="Times New Roman"/>
         </w:rPr>
       </w:pPr>
+    </w:p>
+    <w:p>
+      <w:pPr>
+        <w:rPr>
+          <w:rFonts w:ascii="Times New Roman" w:hAnsi="Times New Roman" w:cs="Times New Roman"/>
+        </w:rPr>
+      </w:pPr>
+      <w:r>
+        <w:rPr>
+          <w:rFonts w:ascii="Times New Roman" w:hAnsi="Times New Roman" w:cs="Times New Roman"/>
+        </w:rPr>
+        <w:drawing>
+          <wp:inline distT="0" distB="0" distL="0" distR="0" wp14:anchorId="45463463" wp14:editId="31549754">
+            <wp:extent cx="2029108" cy="1543265"/>
+            <wp:effectExtent l="0" t="0" r="9525" b="0"/>
+            <wp:docPr id="438096451" name="Picture 1"/>
+            <wp:cNvGraphicFramePr>
+              <a:graphicFrameLocks xmlns:a="http://schemas.openxmlformats.org/drawingml/2006/main" noChangeAspect="1"/>
+            </wp:cNvGraphicFramePr>
+            <a:graphic xmlns:a="http://schemas.openxmlformats.org/drawingml/2006/main">
+              <a:graphicData uri="http://schemas.openxmlformats.org/drawingml/2006/picture">
+                <pic:pic xmlns:pic="http://schemas.openxmlformats.org/drawingml/2006/picture">
+                  <pic:nvPicPr>
+                    <pic:cNvPr id="438096451" name=""/>
+                    <pic:cNvPicPr/>
+                  </pic:nvPicPr>
+                  <pic:blipFill>
+                    <a:blip r:embed="rId15"/>
+                    <a:stretch>
+                      <a:fillRect/>
+                    </a:stretch>
+                  </pic:blipFill>
+                  <pic:spPr>
+                    <a:xfrm>
+                      <a:off x="0" y="0"/>
+                      <a:ext cx="2029108" cy="1543265"/>
+                    </a:xfrm>
+                    <a:prstGeom prst="rect">
+                      <a:avLst/>
+                    </a:prstGeom>
+                  </pic:spPr>
+                </pic:pic>
+              </a:graphicData>
+            </a:graphic>
+          </wp:inline>
+        </w:drawing>
+      </w:r>
+    </w:p>
+    <w:p>
+      <w:pPr>
+        <w:rPr>
+          <w:rFonts w:ascii="Times New Roman" w:hAnsi="Times New Roman" w:cs="Times New Roman"/>
+        </w:rPr>
+      </w:pPr>
+    </w:p>
+    <w:p>
+      <w:pPr>
+        <w:rPr>
+          <w:rFonts w:ascii="Times New Roman" w:hAnsi="Times New Roman" w:cs="Times New Roman"/>
+        </w:rPr>
+      </w:pPr>
       <w:proofErr w:type="gramStart"/>
       <w:r>
         <w:rPr>
           <w:rFonts w:ascii="Times New Roman" w:hAnsi="Times New Roman" w:cs="Times New Roman"/>
         </w:rPr>
-        <w:t>  Find</w:t>
+        <w:t>13</w:t>
+      </w:r>
+      <w:r>
+        <w:rPr>
+          <w:rFonts w:ascii="Times New Roman" w:hAnsi="Times New Roman" w:cs="Times New Roman"/>
+        </w:rPr>
+        <w:t xml:space="preserve">  Find</w:t>
       </w:r>
       <w:proofErr w:type="gramEnd"/>
       <w:r>
@@ -1063,12 +1274,80 @@
           <w:rFonts w:ascii="Times New Roman" w:hAnsi="Times New Roman" w:cs="Times New Roman"/>
         </w:rPr>
       </w:pPr>
+    </w:p>
+    <w:p>
+      <w:pPr>
+        <w:rPr>
+          <w:rFonts w:ascii="Times New Roman" w:hAnsi="Times New Roman" w:cs="Times New Roman"/>
+        </w:rPr>
+      </w:pPr>
+      <w:r>
+        <w:rPr>
+          <w:rFonts w:ascii="Times New Roman" w:hAnsi="Times New Roman" w:cs="Times New Roman"/>
+        </w:rPr>
+        <w:lastRenderedPageBreak/>
+        <w:drawing>
+          <wp:inline distT="0" distB="0" distL="0" distR="0" wp14:anchorId="315E2FDF" wp14:editId="055F40B4">
+            <wp:extent cx="2848373" cy="2610214"/>
+            <wp:effectExtent l="0" t="0" r="9525" b="0"/>
+            <wp:docPr id="301182506" name="Picture 1"/>
+            <wp:cNvGraphicFramePr>
+              <a:graphicFrameLocks xmlns:a="http://schemas.openxmlformats.org/drawingml/2006/main" noChangeAspect="1"/>
+            </wp:cNvGraphicFramePr>
+            <a:graphic xmlns:a="http://schemas.openxmlformats.org/drawingml/2006/main">
+              <a:graphicData uri="http://schemas.openxmlformats.org/drawingml/2006/picture">
+                <pic:pic xmlns:pic="http://schemas.openxmlformats.org/drawingml/2006/picture">
+                  <pic:nvPicPr>
+                    <pic:cNvPr id="301182506" name=""/>
+                    <pic:cNvPicPr/>
+                  </pic:nvPicPr>
+                  <pic:blipFill>
+                    <a:blip r:embed="rId16"/>
+                    <a:stretch>
+                      <a:fillRect/>
+                    </a:stretch>
+                  </pic:blipFill>
+                  <pic:spPr>
+                    <a:xfrm>
+                      <a:off x="0" y="0"/>
+                      <a:ext cx="2848373" cy="2610214"/>
+                    </a:xfrm>
+                    <a:prstGeom prst="rect">
+                      <a:avLst/>
+                    </a:prstGeom>
+                  </pic:spPr>
+                </pic:pic>
+              </a:graphicData>
+            </a:graphic>
+          </wp:inline>
+        </w:drawing>
+      </w:r>
+    </w:p>
+    <w:p>
+      <w:pPr>
+        <w:rPr>
+          <w:rFonts w:ascii="Times New Roman" w:hAnsi="Times New Roman" w:cs="Times New Roman"/>
+        </w:rPr>
+      </w:pPr>
+    </w:p>
+    <w:p>
+      <w:pPr>
+        <w:rPr>
+          <w:rFonts w:ascii="Times New Roman" w:hAnsi="Times New Roman" w:cs="Times New Roman"/>
+        </w:rPr>
+      </w:pPr>
       <w:proofErr w:type="gramStart"/>
       <w:r>
         <w:rPr>
           <w:rFonts w:ascii="Times New Roman" w:hAnsi="Times New Roman" w:cs="Times New Roman"/>
         </w:rPr>
-        <w:t>  List</w:t>
+        <w:t>14</w:t>
+      </w:r>
+      <w:r>
+        <w:rPr>
+          <w:rFonts w:ascii="Times New Roman" w:hAnsi="Times New Roman" w:cs="Times New Roman"/>
+        </w:rPr>
+        <w:t xml:space="preserve">  List</w:t>
       </w:r>
       <w:proofErr w:type="gramEnd"/>
       <w:r>
@@ -1089,8 +1368,87 @@
         <w:rPr>
           <w:rFonts w:ascii="Times New Roman" w:hAnsi="Times New Roman" w:cs="Times New Roman"/>
         </w:rPr>
-        <w:t xml:space="preserve"> and its total revenue, but only for types that generated more than 5000 in total.</w:t>
-      </w:r>
+        <w:t xml:space="preserve"> and its total revenue, but only for types that generated more than </w:t>
+      </w:r>
+      <w:r>
+        <w:rPr>
+          <w:rFonts w:ascii="Times New Roman" w:hAnsi="Times New Roman" w:cs="Times New Roman"/>
+        </w:rPr>
+        <w:t>10000000</w:t>
+      </w:r>
+      <w:r>
+        <w:rPr>
+          <w:rFonts w:ascii="Times New Roman" w:hAnsi="Times New Roman" w:cs="Times New Roman"/>
+        </w:rPr>
+        <w:t xml:space="preserve"> </w:t>
+      </w:r>
+      <w:r>
+        <w:rPr>
+          <w:rFonts w:ascii="Times New Roman" w:hAnsi="Times New Roman" w:cs="Times New Roman"/>
+        </w:rPr>
+        <w:t>in total.</w:t>
+      </w:r>
+    </w:p>
+    <w:p>
+      <w:pPr>
+        <w:rPr>
+          <w:rFonts w:ascii="Times New Roman" w:hAnsi="Times New Roman" w:cs="Times New Roman"/>
+        </w:rPr>
+      </w:pPr>
+    </w:p>
+    <w:p>
+      <w:pPr>
+        <w:rPr>
+          <w:rFonts w:ascii="Times New Roman" w:hAnsi="Times New Roman" w:cs="Times New Roman"/>
+        </w:rPr>
+      </w:pPr>
+      <w:r>
+        <w:rPr>
+          <w:rFonts w:ascii="Times New Roman" w:hAnsi="Times New Roman" w:cs="Times New Roman"/>
+        </w:rPr>
+        <w:drawing>
+          <wp:inline distT="0" distB="0" distL="0" distR="0" wp14:anchorId="55CB9F36" wp14:editId="7FA7D13A">
+            <wp:extent cx="3705742" cy="2505425"/>
+            <wp:effectExtent l="0" t="0" r="0" b="9525"/>
+            <wp:docPr id="226961772" name="Picture 1"/>
+            <wp:cNvGraphicFramePr>
+              <a:graphicFrameLocks xmlns:a="http://schemas.openxmlformats.org/drawingml/2006/main" noChangeAspect="1"/>
+            </wp:cNvGraphicFramePr>
+            <a:graphic xmlns:a="http://schemas.openxmlformats.org/drawingml/2006/main">
+              <a:graphicData uri="http://schemas.openxmlformats.org/drawingml/2006/picture">
+                <pic:pic xmlns:pic="http://schemas.openxmlformats.org/drawingml/2006/picture">
+                  <pic:nvPicPr>
+                    <pic:cNvPr id="226961772" name=""/>
+                    <pic:cNvPicPr/>
+                  </pic:nvPicPr>
+                  <pic:blipFill>
+                    <a:blip r:embed="rId17"/>
+                    <a:stretch>
+                      <a:fillRect/>
+                    </a:stretch>
+                  </pic:blipFill>
+                  <pic:spPr>
+                    <a:xfrm>
+                      <a:off x="0" y="0"/>
+                      <a:ext cx="3705742" cy="2505425"/>
+                    </a:xfrm>
+                    <a:prstGeom prst="rect">
+                      <a:avLst/>
+                    </a:prstGeom>
+                  </pic:spPr>
+                </pic:pic>
+              </a:graphicData>
+            </a:graphic>
+          </wp:inline>
+        </w:drawing>
+      </w:r>
+    </w:p>
+    <w:p>
+      <w:pPr>
+        <w:rPr>
+          <w:rFonts w:ascii="Times New Roman" w:hAnsi="Times New Roman" w:cs="Times New Roman"/>
+        </w:rPr>
+      </w:pPr>
     </w:p>
     <w:p>
       <w:pPr>
@@ -1103,7 +1461,13 @@
         <w:rPr>
           <w:rFonts w:ascii="Times New Roman" w:hAnsi="Times New Roman" w:cs="Times New Roman"/>
         </w:rPr>
-        <w:t>  Create</w:t>
+        <w:t>15</w:t>
+      </w:r>
+      <w:r>
+        <w:rPr>
+          <w:rFonts w:ascii="Times New Roman" w:hAnsi="Times New Roman" w:cs="Times New Roman"/>
+        </w:rPr>
+        <w:t xml:space="preserve">  Create</w:t>
       </w:r>
       <w:proofErr w:type="gramEnd"/>
       <w:r>
@@ -1133,12 +1497,80 @@
           <w:rFonts w:ascii="Times New Roman" w:hAnsi="Times New Roman" w:cs="Times New Roman"/>
         </w:rPr>
       </w:pPr>
+    </w:p>
+    <w:p>
+      <w:pPr>
+        <w:rPr>
+          <w:rFonts w:ascii="Times New Roman" w:hAnsi="Times New Roman" w:cs="Times New Roman"/>
+        </w:rPr>
+      </w:pPr>
+      <w:r>
+        <w:rPr>
+          <w:rFonts w:ascii="Times New Roman" w:hAnsi="Times New Roman" w:cs="Times New Roman"/>
+        </w:rPr>
+        <w:lastRenderedPageBreak/>
+        <w:drawing>
+          <wp:inline distT="0" distB="0" distL="0" distR="0" wp14:anchorId="0B703A55" wp14:editId="76B80BDB">
+            <wp:extent cx="5943600" cy="2471420"/>
+            <wp:effectExtent l="0" t="0" r="0" b="5080"/>
+            <wp:docPr id="1905886258" name="Picture 1"/>
+            <wp:cNvGraphicFramePr>
+              <a:graphicFrameLocks xmlns:a="http://schemas.openxmlformats.org/drawingml/2006/main" noChangeAspect="1"/>
+            </wp:cNvGraphicFramePr>
+            <a:graphic xmlns:a="http://schemas.openxmlformats.org/drawingml/2006/main">
+              <a:graphicData uri="http://schemas.openxmlformats.org/drawingml/2006/picture">
+                <pic:pic xmlns:pic="http://schemas.openxmlformats.org/drawingml/2006/picture">
+                  <pic:nvPicPr>
+                    <pic:cNvPr id="1905886258" name=""/>
+                    <pic:cNvPicPr/>
+                  </pic:nvPicPr>
+                  <pic:blipFill>
+                    <a:blip r:embed="rId18"/>
+                    <a:stretch>
+                      <a:fillRect/>
+                    </a:stretch>
+                  </pic:blipFill>
+                  <pic:spPr>
+                    <a:xfrm>
+                      <a:off x="0" y="0"/>
+                      <a:ext cx="5943600" cy="2471420"/>
+                    </a:xfrm>
+                    <a:prstGeom prst="rect">
+                      <a:avLst/>
+                    </a:prstGeom>
+                  </pic:spPr>
+                </pic:pic>
+              </a:graphicData>
+            </a:graphic>
+          </wp:inline>
+        </w:drawing>
+      </w:r>
+    </w:p>
+    <w:p>
+      <w:pPr>
+        <w:rPr>
+          <w:rFonts w:ascii="Times New Roman" w:hAnsi="Times New Roman" w:cs="Times New Roman"/>
+        </w:rPr>
+      </w:pPr>
+    </w:p>
+    <w:p>
+      <w:pPr>
+        <w:rPr>
+          <w:rFonts w:ascii="Times New Roman" w:hAnsi="Times New Roman" w:cs="Times New Roman"/>
+        </w:rPr>
+      </w:pPr>
       <w:proofErr w:type="gramStart"/>
       <w:r>
         <w:rPr>
           <w:rFonts w:ascii="Times New Roman" w:hAnsi="Times New Roman" w:cs="Times New Roman"/>
         </w:rPr>
-        <w:t>  Calculate</w:t>
+        <w:t>16</w:t>
+      </w:r>
+      <w:r>
+        <w:rPr>
+          <w:rFonts w:ascii="Times New Roman" w:hAnsi="Times New Roman" w:cs="Times New Roman"/>
+        </w:rPr>
+        <w:t xml:space="preserve">  Calculate</w:t>
       </w:r>
       <w:proofErr w:type="gramEnd"/>
       <w:r>
@@ -1182,12 +1614,79 @@
           <w:rFonts w:ascii="Times New Roman" w:hAnsi="Times New Roman" w:cs="Times New Roman"/>
         </w:rPr>
       </w:pPr>
+    </w:p>
+    <w:p>
+      <w:pPr>
+        <w:rPr>
+          <w:rFonts w:ascii="Times New Roman" w:hAnsi="Times New Roman" w:cs="Times New Roman"/>
+        </w:rPr>
+      </w:pPr>
+      <w:r>
+        <w:rPr>
+          <w:rFonts w:ascii="Times New Roman" w:hAnsi="Times New Roman" w:cs="Times New Roman"/>
+        </w:rPr>
+        <w:drawing>
+          <wp:inline distT="0" distB="0" distL="0" distR="0" wp14:anchorId="0D1C6D53" wp14:editId="169AC373">
+            <wp:extent cx="4229690" cy="2562583"/>
+            <wp:effectExtent l="0" t="0" r="0" b="9525"/>
+            <wp:docPr id="1175187596" name="Picture 1"/>
+            <wp:cNvGraphicFramePr>
+              <a:graphicFrameLocks xmlns:a="http://schemas.openxmlformats.org/drawingml/2006/main" noChangeAspect="1"/>
+            </wp:cNvGraphicFramePr>
+            <a:graphic xmlns:a="http://schemas.openxmlformats.org/drawingml/2006/main">
+              <a:graphicData uri="http://schemas.openxmlformats.org/drawingml/2006/picture">
+                <pic:pic xmlns:pic="http://schemas.openxmlformats.org/drawingml/2006/picture">
+                  <pic:nvPicPr>
+                    <pic:cNvPr id="1175187596" name=""/>
+                    <pic:cNvPicPr/>
+                  </pic:nvPicPr>
+                  <pic:blipFill>
+                    <a:blip r:embed="rId19"/>
+                    <a:stretch>
+                      <a:fillRect/>
+                    </a:stretch>
+                  </pic:blipFill>
+                  <pic:spPr>
+                    <a:xfrm>
+                      <a:off x="0" y="0"/>
+                      <a:ext cx="4229690" cy="2562583"/>
+                    </a:xfrm>
+                    <a:prstGeom prst="rect">
+                      <a:avLst/>
+                    </a:prstGeom>
+                  </pic:spPr>
+                </pic:pic>
+              </a:graphicData>
+            </a:graphic>
+          </wp:inline>
+        </w:drawing>
+      </w:r>
+    </w:p>
+    <w:p>
+      <w:pPr>
+        <w:rPr>
+          <w:rFonts w:ascii="Times New Roman" w:hAnsi="Times New Roman" w:cs="Times New Roman"/>
+        </w:rPr>
+      </w:pPr>
+    </w:p>
+    <w:p>
+      <w:pPr>
+        <w:rPr>
+          <w:rFonts w:ascii="Times New Roman" w:hAnsi="Times New Roman" w:cs="Times New Roman"/>
+        </w:rPr>
+      </w:pPr>
       <w:proofErr w:type="gramStart"/>
       <w:r>
         <w:rPr>
           <w:rFonts w:ascii="Times New Roman" w:hAnsi="Times New Roman" w:cs="Times New Roman"/>
         </w:rPr>
-        <w:t>  (</w:t>
+        <w:t>17</w:t>
+      </w:r>
+      <w:r>
+        <w:rPr>
+          <w:rFonts w:ascii="Times New Roman" w:hAnsi="Times New Roman" w:cs="Times New Roman"/>
+        </w:rPr>
+        <w:t xml:space="preserve">  (</w:t>
       </w:r>
       <w:proofErr w:type="gramEnd"/>
       <w:r>
@@ -1203,19 +1702,204 @@
           <w:rFonts w:ascii="Times New Roman" w:hAnsi="Times New Roman" w:cs="Times New Roman"/>
         </w:rPr>
       </w:pPr>
+    </w:p>
+    <w:p>
+      <w:pPr>
+        <w:rPr>
+          <w:rFonts w:ascii="Times New Roman" w:hAnsi="Times New Roman" w:cs="Times New Roman"/>
+        </w:rPr>
+      </w:pPr>
+      <w:r>
+        <w:rPr>
+          <w:rFonts w:ascii="Times New Roman" w:hAnsi="Times New Roman" w:cs="Times New Roman"/>
+        </w:rPr>
+        <w:t>SELECT</w:t>
+      </w:r>
+    </w:p>
+    <w:p>
+      <w:pPr>
+        <w:rPr>
+          <w:rFonts w:ascii="Times New Roman" w:hAnsi="Times New Roman" w:cs="Times New Roman"/>
+        </w:rPr>
+      </w:pPr>
+      <w:r>
+        <w:rPr>
+          <w:rFonts w:ascii="Times New Roman" w:hAnsi="Times New Roman" w:cs="Times New Roman"/>
+        </w:rPr>
+        <w:tab/>
+      </w:r>
+      <w:proofErr w:type="spellStart"/>
+      <w:r>
+        <w:rPr>
+          <w:rFonts w:ascii="Times New Roman" w:hAnsi="Times New Roman" w:cs="Times New Roman"/>
+        </w:rPr>
+        <w:t>booking_id</w:t>
+      </w:r>
+      <w:proofErr w:type="spellEnd"/>
+      <w:r>
+        <w:rPr>
+          <w:rFonts w:ascii="Times New Roman" w:hAnsi="Times New Roman" w:cs="Times New Roman"/>
+        </w:rPr>
+        <w:t>,</w:t>
+      </w:r>
+    </w:p>
+    <w:p>
+      <w:pPr>
+        <w:rPr>
+          <w:rFonts w:ascii="Times New Roman" w:hAnsi="Times New Roman" w:cs="Times New Roman"/>
+        </w:rPr>
+      </w:pPr>
+      <w:r>
+        <w:rPr>
+          <w:rFonts w:ascii="Times New Roman" w:hAnsi="Times New Roman" w:cs="Times New Roman"/>
+        </w:rPr>
+        <w:tab/>
+      </w:r>
+      <w:proofErr w:type="spellStart"/>
+      <w:r>
+        <w:rPr>
+          <w:rFonts w:ascii="Times New Roman" w:hAnsi="Times New Roman" w:cs="Times New Roman"/>
+        </w:rPr>
+        <w:t>customer_name</w:t>
+      </w:r>
+      <w:proofErr w:type="spellEnd"/>
+    </w:p>
+    <w:p>
+      <w:pPr>
+        <w:rPr>
+          <w:rFonts w:ascii="Times New Roman" w:hAnsi="Times New Roman" w:cs="Times New Roman"/>
+        </w:rPr>
+      </w:pPr>
+      <w:r>
+        <w:rPr>
+          <w:rFonts w:ascii="Times New Roman" w:hAnsi="Times New Roman" w:cs="Times New Roman"/>
+        </w:rPr>
+        <w:lastRenderedPageBreak/>
+        <w:t xml:space="preserve">FROM </w:t>
+      </w:r>
+      <w:proofErr w:type="spellStart"/>
+      <w:r>
+        <w:rPr>
+          <w:rFonts w:ascii="Times New Roman" w:hAnsi="Times New Roman" w:cs="Times New Roman"/>
+        </w:rPr>
+        <w:t>uber_rides</w:t>
+      </w:r>
+      <w:proofErr w:type="spellEnd"/>
+      <w:r>
+        <w:rPr>
+          <w:rFonts w:ascii="Times New Roman" w:hAnsi="Times New Roman" w:cs="Times New Roman"/>
+        </w:rPr>
+        <w:t xml:space="preserve"> as u</w:t>
+      </w:r>
+    </w:p>
+    <w:p>
+      <w:pPr>
+        <w:rPr>
+          <w:rFonts w:ascii="Times New Roman" w:hAnsi="Times New Roman" w:cs="Times New Roman"/>
+        </w:rPr>
+      </w:pPr>
+      <w:r>
+        <w:rPr>
+          <w:rFonts w:ascii="Times New Roman" w:hAnsi="Times New Roman" w:cs="Times New Roman"/>
+        </w:rPr>
+        <w:t>INNER JOIN customers as c</w:t>
+      </w:r>
+    </w:p>
+    <w:p>
+      <w:pPr>
+        <w:rPr>
+          <w:rFonts w:ascii="Times New Roman" w:hAnsi="Times New Roman" w:cs="Times New Roman"/>
+        </w:rPr>
+      </w:pPr>
+      <w:r>
+        <w:rPr>
+          <w:rFonts w:ascii="Times New Roman" w:hAnsi="Times New Roman" w:cs="Times New Roman"/>
+        </w:rPr>
+        <w:t xml:space="preserve">ON </w:t>
+      </w:r>
+      <w:proofErr w:type="spellStart"/>
       <w:proofErr w:type="gramStart"/>
       <w:r>
         <w:rPr>
           <w:rFonts w:ascii="Times New Roman" w:hAnsi="Times New Roman" w:cs="Times New Roman"/>
         </w:rPr>
-        <w:lastRenderedPageBreak/>
-        <w:t>  For</w:t>
+        <w:t>u.customer</w:t>
       </w:r>
       <w:proofErr w:type="gramEnd"/>
       <w:r>
         <w:rPr>
           <w:rFonts w:ascii="Times New Roman" w:hAnsi="Times New Roman" w:cs="Times New Roman"/>
         </w:rPr>
+        <w:t>_id</w:t>
+      </w:r>
+      <w:proofErr w:type="spellEnd"/>
+      <w:r>
+        <w:rPr>
+          <w:rFonts w:ascii="Times New Roman" w:hAnsi="Times New Roman" w:cs="Times New Roman"/>
+        </w:rPr>
+        <w:t xml:space="preserve"> = </w:t>
+      </w:r>
+      <w:proofErr w:type="spellStart"/>
+      <w:proofErr w:type="gramStart"/>
+      <w:r>
+        <w:rPr>
+          <w:rFonts w:ascii="Times New Roman" w:hAnsi="Times New Roman" w:cs="Times New Roman"/>
+        </w:rPr>
+        <w:t>c.customer</w:t>
+      </w:r>
+      <w:proofErr w:type="gramEnd"/>
+      <w:r>
+        <w:rPr>
+          <w:rFonts w:ascii="Times New Roman" w:hAnsi="Times New Roman" w:cs="Times New Roman"/>
+        </w:rPr>
+        <w:t>_id</w:t>
+      </w:r>
+      <w:proofErr w:type="spellEnd"/>
+    </w:p>
+    <w:p>
+      <w:pPr>
+        <w:rPr>
+          <w:rFonts w:ascii="Times New Roman" w:hAnsi="Times New Roman" w:cs="Times New Roman"/>
+        </w:rPr>
+      </w:pPr>
+      <w:r>
+        <w:rPr>
+          <w:rFonts w:ascii="Times New Roman" w:hAnsi="Times New Roman" w:cs="Times New Roman"/>
+        </w:rPr>
+        <w:t>WHERE payment = 'Cash'</w:t>
+      </w:r>
+    </w:p>
+    <w:p>
+      <w:pPr>
+        <w:rPr>
+          <w:rFonts w:ascii="Times New Roman" w:hAnsi="Times New Roman" w:cs="Times New Roman"/>
+        </w:rPr>
+      </w:pPr>
+    </w:p>
+    <w:p>
+      <w:pPr>
+        <w:rPr>
+          <w:rFonts w:ascii="Times New Roman" w:hAnsi="Times New Roman" w:cs="Times New Roman"/>
+        </w:rPr>
+      </w:pPr>
+      <w:proofErr w:type="gramStart"/>
+      <w:r>
+        <w:rPr>
+          <w:rFonts w:ascii="Times New Roman" w:hAnsi="Times New Roman" w:cs="Times New Roman"/>
+        </w:rPr>
+        <w:t>18</w:t>
+      </w:r>
+      <w:r>
+        <w:rPr>
+          <w:rFonts w:ascii="Times New Roman" w:hAnsi="Times New Roman" w:cs="Times New Roman"/>
+        </w:rPr>
+        <w:t xml:space="preserve">  For</w:t>
+      </w:r>
+      <w:proofErr w:type="gramEnd"/>
+      <w:r>
+        <w:rPr>
+          <w:rFonts w:ascii="Times New Roman" w:hAnsi="Times New Roman" w:cs="Times New Roman"/>
+        </w:rPr>
         <w:t xml:space="preserve"> all </w:t>
       </w:r>
       <w:proofErr w:type="spellStart"/>
@@ -1253,12 +1937,79 @@
           <w:rFonts w:ascii="Times New Roman" w:hAnsi="Times New Roman" w:cs="Times New Roman"/>
         </w:rPr>
       </w:pPr>
+    </w:p>
+    <w:p>
+      <w:pPr>
+        <w:rPr>
+          <w:rFonts w:ascii="Times New Roman" w:hAnsi="Times New Roman" w:cs="Times New Roman"/>
+        </w:rPr>
+      </w:pPr>
+      <w:r>
+        <w:rPr>
+          <w:rFonts w:ascii="Times New Roman" w:hAnsi="Times New Roman" w:cs="Times New Roman"/>
+        </w:rPr>
+        <w:drawing>
+          <wp:inline distT="0" distB="0" distL="0" distR="0" wp14:anchorId="749A93C5" wp14:editId="6923D70A">
+            <wp:extent cx="3820058" cy="1790950"/>
+            <wp:effectExtent l="0" t="0" r="9525" b="0"/>
+            <wp:docPr id="1519909405" name="Picture 1"/>
+            <wp:cNvGraphicFramePr>
+              <a:graphicFrameLocks xmlns:a="http://schemas.openxmlformats.org/drawingml/2006/main" noChangeAspect="1"/>
+            </wp:cNvGraphicFramePr>
+            <a:graphic xmlns:a="http://schemas.openxmlformats.org/drawingml/2006/main">
+              <a:graphicData uri="http://schemas.openxmlformats.org/drawingml/2006/picture">
+                <pic:pic xmlns:pic="http://schemas.openxmlformats.org/drawingml/2006/picture">
+                  <pic:nvPicPr>
+                    <pic:cNvPr id="1519909405" name=""/>
+                    <pic:cNvPicPr/>
+                  </pic:nvPicPr>
+                  <pic:blipFill>
+                    <a:blip r:embed="rId20"/>
+                    <a:stretch>
+                      <a:fillRect/>
+                    </a:stretch>
+                  </pic:blipFill>
+                  <pic:spPr>
+                    <a:xfrm>
+                      <a:off x="0" y="0"/>
+                      <a:ext cx="3820058" cy="1790950"/>
+                    </a:xfrm>
+                    <a:prstGeom prst="rect">
+                      <a:avLst/>
+                    </a:prstGeom>
+                  </pic:spPr>
+                </pic:pic>
+              </a:graphicData>
+            </a:graphic>
+          </wp:inline>
+        </w:drawing>
+      </w:r>
+    </w:p>
+    <w:p>
+      <w:pPr>
+        <w:rPr>
+          <w:rFonts w:ascii="Times New Roman" w:hAnsi="Times New Roman" w:cs="Times New Roman"/>
+        </w:rPr>
+      </w:pPr>
+    </w:p>
+    <w:p>
+      <w:pPr>
+        <w:rPr>
+          <w:rFonts w:ascii="Times New Roman" w:hAnsi="Times New Roman" w:cs="Times New Roman"/>
+        </w:rPr>
+      </w:pPr>
       <w:proofErr w:type="gramStart"/>
       <w:r>
         <w:rPr>
           <w:rFonts w:ascii="Times New Roman" w:hAnsi="Times New Roman" w:cs="Times New Roman"/>
         </w:rPr>
-        <w:t>  Group</w:t>
+        <w:t>19</w:t>
+      </w:r>
+      <w:r>
+        <w:rPr>
+          <w:rFonts w:ascii="Times New Roman" w:hAnsi="Times New Roman" w:cs="Times New Roman"/>
+        </w:rPr>
+        <w:t xml:space="preserve">  Group</w:t>
       </w:r>
       <w:proofErr w:type="gramEnd"/>
       <w:r>
@@ -1279,7 +2030,61 @@
         <w:rPr>
           <w:rFonts w:ascii="Times New Roman" w:hAnsi="Times New Roman" w:cs="Times New Roman"/>
         </w:rPr>
-        <w:t xml:space="preserve"> by month using DATE_TRUNC.</w:t>
+        <w:t xml:space="preserve"> by month.</w:t>
+      </w:r>
+    </w:p>
+    <w:p>
+      <w:pPr>
+        <w:rPr>
+          <w:rFonts w:ascii="Times New Roman" w:hAnsi="Times New Roman" w:cs="Times New Roman"/>
+        </w:rPr>
+      </w:pPr>
+    </w:p>
+    <w:p>
+      <w:pPr>
+        <w:rPr>
+          <w:rFonts w:ascii="Times New Roman" w:hAnsi="Times New Roman" w:cs="Times New Roman"/>
+        </w:rPr>
+      </w:pPr>
+      <w:r>
+        <w:rPr>
+          <w:rFonts w:ascii="Times New Roman" w:hAnsi="Times New Roman" w:cs="Times New Roman"/>
+        </w:rPr>
+        <w:drawing>
+          <wp:inline distT="0" distB="0" distL="0" distR="0" wp14:anchorId="1ACDDE7F" wp14:editId="66DD6C40">
+            <wp:extent cx="3410426" cy="2896004"/>
+            <wp:effectExtent l="0" t="0" r="0" b="0"/>
+            <wp:docPr id="311858216" name="Picture 1"/>
+            <wp:cNvGraphicFramePr>
+              <a:graphicFrameLocks xmlns:a="http://schemas.openxmlformats.org/drawingml/2006/main" noChangeAspect="1"/>
+            </wp:cNvGraphicFramePr>
+            <a:graphic xmlns:a="http://schemas.openxmlformats.org/drawingml/2006/main">
+              <a:graphicData uri="http://schemas.openxmlformats.org/drawingml/2006/picture">
+                <pic:pic xmlns:pic="http://schemas.openxmlformats.org/drawingml/2006/picture">
+                  <pic:nvPicPr>
+                    <pic:cNvPr id="311858216" name=""/>
+                    <pic:cNvPicPr/>
+                  </pic:nvPicPr>
+                  <pic:blipFill>
+                    <a:blip r:embed="rId21"/>
+                    <a:stretch>
+                      <a:fillRect/>
+                    </a:stretch>
+                  </pic:blipFill>
+                  <pic:spPr>
+                    <a:xfrm>
+                      <a:off x="0" y="0"/>
+                      <a:ext cx="3410426" cy="2896004"/>
+                    </a:xfrm>
+                    <a:prstGeom prst="rect">
+                      <a:avLst/>
+                    </a:prstGeom>
+                  </pic:spPr>
+                </pic:pic>
+              </a:graphicData>
+            </a:graphic>
+          </wp:inline>
+        </w:drawing>
       </w:r>
     </w:p>
     <w:p>
@@ -1293,7 +2098,13 @@
         <w:rPr>
           <w:rFonts w:ascii="Times New Roman" w:hAnsi="Times New Roman" w:cs="Times New Roman"/>
         </w:rPr>
-        <w:t>  Find</w:t>
+        <w:t>20</w:t>
+      </w:r>
+      <w:r>
+        <w:rPr>
+          <w:rFonts w:ascii="Times New Roman" w:hAnsi="Times New Roman" w:cs="Times New Roman"/>
+        </w:rPr>
+        <w:t xml:space="preserve">  Find</w:t>
       </w:r>
       <w:proofErr w:type="gramEnd"/>
       <w:r>
@@ -1345,6 +2156,61 @@
           <w:rFonts w:ascii="Times New Roman" w:hAnsi="Times New Roman" w:cs="Times New Roman"/>
         </w:rPr>
       </w:pPr>
+      <w:r>
+        <w:rPr>
+          <w:rFonts w:ascii="Times New Roman" w:hAnsi="Times New Roman" w:cs="Times New Roman"/>
+        </w:rPr>
+        <w:lastRenderedPageBreak/>
+        <w:drawing>
+          <wp:inline distT="0" distB="0" distL="0" distR="0" wp14:anchorId="011492B0" wp14:editId="0D4C2728">
+            <wp:extent cx="5563376" cy="2705478"/>
+            <wp:effectExtent l="0" t="0" r="0" b="0"/>
+            <wp:docPr id="213180591" name="Picture 1"/>
+            <wp:cNvGraphicFramePr>
+              <a:graphicFrameLocks xmlns:a="http://schemas.openxmlformats.org/drawingml/2006/main" noChangeAspect="1"/>
+            </wp:cNvGraphicFramePr>
+            <a:graphic xmlns:a="http://schemas.openxmlformats.org/drawingml/2006/main">
+              <a:graphicData uri="http://schemas.openxmlformats.org/drawingml/2006/picture">
+                <pic:pic xmlns:pic="http://schemas.openxmlformats.org/drawingml/2006/picture">
+                  <pic:nvPicPr>
+                    <pic:cNvPr id="213180591" name=""/>
+                    <pic:cNvPicPr/>
+                  </pic:nvPicPr>
+                  <pic:blipFill>
+                    <a:blip r:embed="rId22"/>
+                    <a:stretch>
+                      <a:fillRect/>
+                    </a:stretch>
+                  </pic:blipFill>
+                  <pic:spPr>
+                    <a:xfrm>
+                      <a:off x="0" y="0"/>
+                      <a:ext cx="5563376" cy="2705478"/>
+                    </a:xfrm>
+                    <a:prstGeom prst="rect">
+                      <a:avLst/>
+                    </a:prstGeom>
+                  </pic:spPr>
+                </pic:pic>
+              </a:graphicData>
+            </a:graphic>
+          </wp:inline>
+        </w:drawing>
+      </w:r>
+    </w:p>
+    <w:p>
+      <w:pPr>
+        <w:rPr>
+          <w:rFonts w:ascii="Times New Roman" w:hAnsi="Times New Roman" w:cs="Times New Roman"/>
+        </w:rPr>
+      </w:pPr>
+    </w:p>
+    <w:p>
+      <w:pPr>
+        <w:rPr>
+          <w:rFonts w:ascii="Times New Roman" w:hAnsi="Times New Roman" w:cs="Times New Roman"/>
+        </w:rPr>
+      </w:pPr>
     </w:p>
     <w:p>
       <w:pPr>
@@ -1364,7 +2230,13 @@
         <w:rPr>
           <w:rFonts w:ascii="Times New Roman" w:hAnsi="Times New Roman" w:cs="Times New Roman"/>
         </w:rPr>
-        <w:t xml:space="preserve">  </w:t>
+        <w:t>21</w:t>
+      </w:r>
+      <w:r>
+        <w:rPr>
+          <w:rFonts w:ascii="Times New Roman" w:hAnsi="Times New Roman" w:cs="Times New Roman"/>
+        </w:rPr>
+        <w:t xml:space="preserve">  </w:t>
       </w:r>
       <w:r>
         <w:rPr>
@@ -1443,7 +2315,13 @@
         <w:rPr>
           <w:rFonts w:ascii="Times New Roman" w:hAnsi="Times New Roman" w:cs="Times New Roman"/>
         </w:rPr>
-        <w:t>  Calculate</w:t>
+        <w:t>22</w:t>
+      </w:r>
+      <w:r>
+        <w:rPr>
+          <w:rFonts w:ascii="Times New Roman" w:hAnsi="Times New Roman" w:cs="Times New Roman"/>
+        </w:rPr>
+        <w:t xml:space="preserve">  Calculate</w:t>
       </w:r>
       <w:proofErr w:type="gramEnd"/>
       <w:r>
@@ -1478,7 +2356,13 @@
         <w:rPr>
           <w:rFonts w:ascii="Times New Roman" w:hAnsi="Times New Roman" w:cs="Times New Roman"/>
         </w:rPr>
-        <w:t>  Using</w:t>
+        <w:t>23</w:t>
+      </w:r>
+      <w:r>
+        <w:rPr>
+          <w:rFonts w:ascii="Times New Roman" w:hAnsi="Times New Roman" w:cs="Times New Roman"/>
+        </w:rPr>
+        <w:t xml:space="preserve">  Using</w:t>
       </w:r>
       <w:proofErr w:type="gramEnd"/>
       <w:r>
@@ -1499,7 +2383,13 @@
         <w:rPr>
           <w:rFonts w:ascii="Times New Roman" w:hAnsi="Times New Roman" w:cs="Times New Roman"/>
         </w:rPr>
-        <w:t>  Use</w:t>
+        <w:t>24</w:t>
+      </w:r>
+      <w:r>
+        <w:rPr>
+          <w:rFonts w:ascii="Times New Roman" w:hAnsi="Times New Roman" w:cs="Times New Roman"/>
+        </w:rPr>
+        <w:t xml:space="preserve">  Use</w:t>
       </w:r>
       <w:proofErr w:type="gramEnd"/>
       <w:r>
@@ -1534,7 +2424,13 @@
         <w:rPr>
           <w:rFonts w:ascii="Times New Roman" w:hAnsi="Times New Roman" w:cs="Times New Roman"/>
         </w:rPr>
-        <w:t>  Identify</w:t>
+        <w:t>25</w:t>
+      </w:r>
+      <w:r>
+        <w:rPr>
+          <w:rFonts w:ascii="Times New Roman" w:hAnsi="Times New Roman" w:cs="Times New Roman"/>
+        </w:rPr>
+        <w:t xml:space="preserve">  Identify</w:t>
       </w:r>
       <w:proofErr w:type="gramEnd"/>
       <w:r>
@@ -1569,7 +2465,13 @@
         <w:rPr>
           <w:rFonts w:ascii="Times New Roman" w:hAnsi="Times New Roman" w:cs="Times New Roman"/>
         </w:rPr>
-        <w:t>  Create</w:t>
+        <w:t>26</w:t>
+      </w:r>
+      <w:r>
+        <w:rPr>
+          <w:rFonts w:ascii="Times New Roman" w:hAnsi="Times New Roman" w:cs="Times New Roman"/>
+        </w:rPr>
+        <w:t xml:space="preserve">  Create</w:t>
       </w:r>
       <w:proofErr w:type="gramEnd"/>
       <w:r>
@@ -1618,7 +2520,13 @@
         <w:rPr>
           <w:rFonts w:ascii="Times New Roman" w:hAnsi="Times New Roman" w:cs="Times New Roman"/>
         </w:rPr>
-        <w:t>  Identify</w:t>
+        <w:t>27</w:t>
+      </w:r>
+      <w:r>
+        <w:rPr>
+          <w:rFonts w:ascii="Times New Roman" w:hAnsi="Times New Roman" w:cs="Times New Roman"/>
+        </w:rPr>
+        <w:t xml:space="preserve">  Identify</w:t>
       </w:r>
       <w:proofErr w:type="gramEnd"/>
       <w:r>
@@ -1681,7 +2589,13 @@
         <w:rPr>
           <w:rFonts w:ascii="Times New Roman" w:hAnsi="Times New Roman" w:cs="Times New Roman"/>
         </w:rPr>
-        <w:t>  For</w:t>
+        <w:t>28</w:t>
+      </w:r>
+      <w:r>
+        <w:rPr>
+          <w:rFonts w:ascii="Times New Roman" w:hAnsi="Times New Roman" w:cs="Times New Roman"/>
+        </w:rPr>
+        <w:t xml:space="preserve">  For</w:t>
       </w:r>
       <w:proofErr w:type="gramEnd"/>
       <w:r>
@@ -1730,7 +2644,13 @@
         <w:rPr>
           <w:rFonts w:ascii="Times New Roman" w:hAnsi="Times New Roman" w:cs="Times New Roman"/>
         </w:rPr>
-        <w:t>  Calculate</w:t>
+        <w:t>29</w:t>
+      </w:r>
+      <w:r>
+        <w:rPr>
+          <w:rFonts w:ascii="Times New Roman" w:hAnsi="Times New Roman" w:cs="Times New Roman"/>
+        </w:rPr>
+        <w:t xml:space="preserve">  Calculate</w:t>
       </w:r>
       <w:proofErr w:type="gramEnd"/>
       <w:r>
@@ -1779,7 +2699,13 @@
         <w:rPr>
           <w:rFonts w:ascii="Times New Roman" w:hAnsi="Times New Roman" w:cs="Times New Roman"/>
         </w:rPr>
-        <w:t>  Find</w:t>
+        <w:t>30</w:t>
+      </w:r>
+      <w:r>
+        <w:rPr>
+          <w:rFonts w:ascii="Times New Roman" w:hAnsi="Times New Roman" w:cs="Times New Roman"/>
+        </w:rPr>
+        <w:t xml:space="preserve">  Find</w:t>
       </w:r>
       <w:proofErr w:type="gramEnd"/>
       <w:r>
@@ -2445,6 +3371,7 @@
   <w:style w:type="character" w:default="1" w:styleId="DefaultParagraphFont">
     <w:name w:val="Default Paragraph Font"/>
     <w:uiPriority w:val="1"/>
+    <w:semiHidden/>
     <w:unhideWhenUsed/>
   </w:style>
   <w:style w:type="table" w:default="1" w:styleId="TableNormal">

--- a/Project19-UberAnalysis/Uber_Analysis.docx
+++ b/Project19-UberAnalysis/Uber_Analysis.docx
@@ -1093,6 +1093,7 @@
       <w:r>
         <w:rPr>
           <w:rFonts w:ascii="Times New Roman" w:hAnsi="Times New Roman" w:cs="Times New Roman"/>
+          <w:noProof/>
         </w:rPr>
         <w:lastRenderedPageBreak/>
         <w:drawing>
@@ -1182,6 +1183,7 @@
       <w:r>
         <w:rPr>
           <w:rFonts w:ascii="Times New Roman" w:hAnsi="Times New Roman" w:cs="Times New Roman"/>
+          <w:noProof/>
         </w:rPr>
         <w:drawing>
           <wp:inline distT="0" distB="0" distL="0" distR="0" wp14:anchorId="45463463" wp14:editId="31549754">
@@ -1284,6 +1286,7 @@
       <w:r>
         <w:rPr>
           <w:rFonts w:ascii="Times New Roman" w:hAnsi="Times New Roman" w:cs="Times New Roman"/>
+          <w:noProof/>
         </w:rPr>
         <w:lastRenderedPageBreak/>
         <w:drawing>
@@ -1405,6 +1408,7 @@
       <w:r>
         <w:rPr>
           <w:rFonts w:ascii="Times New Roman" w:hAnsi="Times New Roman" w:cs="Times New Roman"/>
+          <w:noProof/>
         </w:rPr>
         <w:drawing>
           <wp:inline distT="0" distB="0" distL="0" distR="0" wp14:anchorId="55CB9F36" wp14:editId="7FA7D13A">
@@ -1507,6 +1511,7 @@
       <w:r>
         <w:rPr>
           <w:rFonts w:ascii="Times New Roman" w:hAnsi="Times New Roman" w:cs="Times New Roman"/>
+          <w:noProof/>
         </w:rPr>
         <w:lastRenderedPageBreak/>
         <w:drawing>
@@ -1624,6 +1629,7 @@
       <w:r>
         <w:rPr>
           <w:rFonts w:ascii="Times New Roman" w:hAnsi="Times New Roman" w:cs="Times New Roman"/>
+          <w:noProof/>
         </w:rPr>
         <w:drawing>
           <wp:inline distT="0" distB="0" distL="0" distR="0" wp14:anchorId="0D1C6D53" wp14:editId="169AC373">
@@ -1947,6 +1953,7 @@
       <w:r>
         <w:rPr>
           <w:rFonts w:ascii="Times New Roman" w:hAnsi="Times New Roman" w:cs="Times New Roman"/>
+          <w:noProof/>
         </w:rPr>
         <w:drawing>
           <wp:inline distT="0" distB="0" distL="0" distR="0" wp14:anchorId="749A93C5" wp14:editId="6923D70A">
@@ -2049,6 +2056,7 @@
       <w:r>
         <w:rPr>
           <w:rFonts w:ascii="Times New Roman" w:hAnsi="Times New Roman" w:cs="Times New Roman"/>
+          <w:noProof/>
         </w:rPr>
         <w:drawing>
           <wp:inline distT="0" distB="0" distL="0" distR="0" wp14:anchorId="1ACDDE7F" wp14:editId="66DD6C40">
@@ -2159,6 +2167,7 @@
       <w:r>
         <w:rPr>
           <w:rFonts w:ascii="Times New Roman" w:hAnsi="Times New Roman" w:cs="Times New Roman"/>
+          <w:noProof/>
         </w:rPr>
         <w:lastRenderedPageBreak/>
         <w:drawing>
@@ -2310,6 +2319,67 @@
           <w:rFonts w:ascii="Times New Roman" w:hAnsi="Times New Roman" w:cs="Times New Roman"/>
         </w:rPr>
       </w:pPr>
+    </w:p>
+    <w:p>
+      <w:pPr>
+        <w:rPr>
+          <w:rFonts w:ascii="Times New Roman" w:hAnsi="Times New Roman" w:cs="Times New Roman"/>
+        </w:rPr>
+      </w:pPr>
+      <w:r>
+        <w:rPr>
+          <w:rFonts w:ascii="Times New Roman" w:hAnsi="Times New Roman" w:cs="Times New Roman"/>
+        </w:rPr>
+        <w:drawing>
+          <wp:inline distT="0" distB="0" distL="0" distR="0" wp14:anchorId="0F60E1BA" wp14:editId="53FA38AE">
+            <wp:extent cx="5943600" cy="2063750"/>
+            <wp:effectExtent l="0" t="0" r="0" b="0"/>
+            <wp:docPr id="1960267465" name="Picture 1"/>
+            <wp:cNvGraphicFramePr>
+              <a:graphicFrameLocks xmlns:a="http://schemas.openxmlformats.org/drawingml/2006/main" noChangeAspect="1"/>
+            </wp:cNvGraphicFramePr>
+            <a:graphic xmlns:a="http://schemas.openxmlformats.org/drawingml/2006/main">
+              <a:graphicData uri="http://schemas.openxmlformats.org/drawingml/2006/picture">
+                <pic:pic xmlns:pic="http://schemas.openxmlformats.org/drawingml/2006/picture">
+                  <pic:nvPicPr>
+                    <pic:cNvPr id="1960267465" name=""/>
+                    <pic:cNvPicPr/>
+                  </pic:nvPicPr>
+                  <pic:blipFill>
+                    <a:blip r:embed="rId23"/>
+                    <a:stretch>
+                      <a:fillRect/>
+                    </a:stretch>
+                  </pic:blipFill>
+                  <pic:spPr>
+                    <a:xfrm>
+                      <a:off x="0" y="0"/>
+                      <a:ext cx="5943600" cy="2063750"/>
+                    </a:xfrm>
+                    <a:prstGeom prst="rect">
+                      <a:avLst/>
+                    </a:prstGeom>
+                  </pic:spPr>
+                </pic:pic>
+              </a:graphicData>
+            </a:graphic>
+          </wp:inline>
+        </w:drawing>
+      </w:r>
+    </w:p>
+    <w:p>
+      <w:pPr>
+        <w:rPr>
+          <w:rFonts w:ascii="Times New Roman" w:hAnsi="Times New Roman" w:cs="Times New Roman"/>
+        </w:rPr>
+      </w:pPr>
+    </w:p>
+    <w:p>
+      <w:pPr>
+        <w:rPr>
+          <w:rFonts w:ascii="Times New Roman" w:hAnsi="Times New Roman" w:cs="Times New Roman"/>
+        </w:rPr>
+      </w:pPr>
       <w:proofErr w:type="gramStart"/>
       <w:r>
         <w:rPr>
@@ -2344,6 +2414,68 @@
         </w:rPr>
         <w:t>.</w:t>
       </w:r>
+    </w:p>
+    <w:p>
+      <w:pPr>
+        <w:rPr>
+          <w:rFonts w:ascii="Times New Roman" w:hAnsi="Times New Roman" w:cs="Times New Roman"/>
+        </w:rPr>
+      </w:pPr>
+    </w:p>
+    <w:p>
+      <w:pPr>
+        <w:rPr>
+          <w:rFonts w:ascii="Times New Roman" w:hAnsi="Times New Roman" w:cs="Times New Roman"/>
+        </w:rPr>
+      </w:pPr>
+      <w:r>
+        <w:rPr>
+          <w:rFonts w:ascii="Times New Roman" w:hAnsi="Times New Roman" w:cs="Times New Roman"/>
+        </w:rPr>
+        <w:lastRenderedPageBreak/>
+        <w:drawing>
+          <wp:inline distT="0" distB="0" distL="0" distR="0" wp14:anchorId="22649F84" wp14:editId="09485968">
+            <wp:extent cx="3858163" cy="2495898"/>
+            <wp:effectExtent l="0" t="0" r="9525" b="0"/>
+            <wp:docPr id="1091124570" name="Picture 1"/>
+            <wp:cNvGraphicFramePr>
+              <a:graphicFrameLocks xmlns:a="http://schemas.openxmlformats.org/drawingml/2006/main" noChangeAspect="1"/>
+            </wp:cNvGraphicFramePr>
+            <a:graphic xmlns:a="http://schemas.openxmlformats.org/drawingml/2006/main">
+              <a:graphicData uri="http://schemas.openxmlformats.org/drawingml/2006/picture">
+                <pic:pic xmlns:pic="http://schemas.openxmlformats.org/drawingml/2006/picture">
+                  <pic:nvPicPr>
+                    <pic:cNvPr id="1091124570" name=""/>
+                    <pic:cNvPicPr/>
+                  </pic:nvPicPr>
+                  <pic:blipFill>
+                    <a:blip r:embed="rId24"/>
+                    <a:stretch>
+                      <a:fillRect/>
+                    </a:stretch>
+                  </pic:blipFill>
+                  <pic:spPr>
+                    <a:xfrm>
+                      <a:off x="0" y="0"/>
+                      <a:ext cx="3858163" cy="2495898"/>
+                    </a:xfrm>
+                    <a:prstGeom prst="rect">
+                      <a:avLst/>
+                    </a:prstGeom>
+                  </pic:spPr>
+                </pic:pic>
+              </a:graphicData>
+            </a:graphic>
+          </wp:inline>
+        </w:drawing>
+      </w:r>
+    </w:p>
+    <w:p>
+      <w:pPr>
+        <w:rPr>
+          <w:rFonts w:ascii="Times New Roman" w:hAnsi="Times New Roman" w:cs="Times New Roman"/>
+        </w:rPr>
+      </w:pPr>
     </w:p>
     <w:p>
       <w:pPr>
